--- a/Gabriel/Node Vue/GABRIEL POPA.docx
+++ b/Gabriel/Node Vue/GABRIEL POPA.docx
@@ -104,6 +104,10 @@
         <w:pBdr>
           <w:bottom w:val="single" w:sz="8" w:space="1" w:color="4472C4" w:themeColor="accent5"/>
         </w:pBdr>
+        <w:tabs>
+          <w:tab w:val="center" w:pos="5233"/>
+          <w:tab w:val="right" w:pos="10466"/>
+        </w:tabs>
         <w:jc w:val="center"/>
         <w:rPr>
           <w:rStyle w:val="NormalWebChar"/>
@@ -136,61 +140,10 @@
           <w:sz w:val="20"/>
           <w:szCs w:val="28"/>
         </w:rPr>
-        <w:t>, Romania</w:t>
-      </w:r>
-      <w:r>
-        <w:rPr>
-          <w:rStyle w:val="NormalWebChar"/>
-          <w:rFonts w:asciiTheme="majorBidi" w:hAnsiTheme="majorBidi" w:cstheme="majorBidi"/>
-          <w:bCs/>
-          <w:color w:val="000000" w:themeColor="text1"/>
-          <w:sz w:val="20"/>
-          <w:szCs w:val="28"/>
-        </w:rPr>
-        <w:t xml:space="preserve"> | </w:t>
-      </w:r>
-      <w:r>
-        <w:rPr>
-          <w:rStyle w:val="NormalWebChar"/>
-          <w:rFonts w:asciiTheme="majorBidi" w:hAnsiTheme="majorBidi" w:cstheme="majorBidi"/>
-          <w:bCs/>
-          <w:color w:val="000000" w:themeColor="text1"/>
-          <w:sz w:val="20"/>
-          <w:szCs w:val="28"/>
-        </w:rPr>
-        <w:t xml:space="preserve">+40 764309991 | </w:t>
-      </w:r>
-      <w:r>
-        <w:rPr>
-          <w:rFonts w:asciiTheme="majorBidi" w:eastAsia="Times New Roman" w:hAnsiTheme="majorBidi" w:cstheme="majorBidi"/>
-          <w:bCs/>
-          <w:color w:val="000000" w:themeColor="text1"/>
-          <w:szCs w:val="27"/>
-          <w:lang w:eastAsia="en-US"/>
-        </w:rPr>
-        <w:t>popagabriel0523@outlook.com</w:t>
-      </w:r>
-      <w:r>
-        <w:rPr>
-          <w:rFonts w:asciiTheme="majorBidi" w:eastAsia="Times New Roman" w:hAnsiTheme="majorBidi" w:cstheme="majorBidi"/>
-          <w:bCs/>
-          <w:color w:val="000000" w:themeColor="text1"/>
-          <w:szCs w:val="27"/>
-          <w:lang w:eastAsia="en-US"/>
-        </w:rPr>
-        <w:t xml:space="preserve"> | </w:t>
-      </w:r>
-      <w:r>
-        <w:rPr>
-          <w:rStyle w:val="NormalWebChar"/>
-          <w:rFonts w:asciiTheme="majorBidi" w:hAnsiTheme="majorBidi" w:cstheme="majorBidi"/>
-          <w:bCs/>
-          <w:color w:val="000000" w:themeColor="text1"/>
-          <w:sz w:val="20"/>
-          <w:szCs w:val="27"/>
-        </w:rPr>
-        <w:t>https://www.linkedin.com/in/gabriel-popa-89ba643a4/</w:t>
-      </w:r>
+        <w:t>, Romania | +40 764309991 | gabrielpdev@outlook.com | https://www.linkedin.com/in/gabriel-popa-12890b414/</w:t>
+      </w:r>
+      <w:bookmarkStart w:id="0" w:name="_GoBack"/>
+      <w:bookmarkEnd w:id="0"/>
     </w:p>
     <w:p>
       <w:pPr>
@@ -387,7 +340,6 @@
         </w:rPr>
         <w:t xml:space="preserve">, </w:t>
       </w:r>
-      <w:proofErr w:type="spellStart"/>
       <w:r>
         <w:rPr>
           <w:rStyle w:val="Strong"/>
@@ -396,7 +348,6 @@
         </w:rPr>
         <w:t>PostgreSQL</w:t>
       </w:r>
-      <w:proofErr w:type="spellEnd"/>
       <w:r>
         <w:rPr>
           <w:rFonts w:ascii="Times New Roman" w:hAnsi="Times New Roman" w:cs="Times New Roman"/>
@@ -970,27 +921,7 @@
           <w:szCs w:val="24"/>
           <w:lang w:eastAsia="en-US"/>
         </w:rPr>
-        <w:t xml:space="preserve"> </w:t>
-      </w:r>
-      <w:proofErr w:type="spellStart"/>
-      <w:r>
-        <w:rPr>
-          <w:rFonts w:ascii="Times New Roman" w:eastAsia="Times New Roman" w:hAnsi="Times New Roman" w:cs="Times New Roman"/>
-          <w:sz w:val="22"/>
-          <w:szCs w:val="24"/>
-          <w:lang w:eastAsia="en-US"/>
-        </w:rPr>
-        <w:t>PostgreSQL</w:t>
-      </w:r>
-      <w:proofErr w:type="spellEnd"/>
-      <w:r>
-        <w:rPr>
-          <w:rFonts w:ascii="Times New Roman" w:eastAsia="Times New Roman" w:hAnsi="Times New Roman" w:cs="Times New Roman"/>
-          <w:sz w:val="22"/>
-          <w:szCs w:val="24"/>
-          <w:lang w:eastAsia="en-US"/>
-        </w:rPr>
-        <w:t xml:space="preserve">, MySQL, </w:t>
+        <w:t xml:space="preserve"> PostgreSQL, MySQL, </w:t>
       </w:r>
       <w:proofErr w:type="spellStart"/>
       <w:r>
@@ -1078,140 +1009,36 @@
           <w:szCs w:val="24"/>
           <w:lang w:eastAsia="en-US"/>
         </w:rPr>
-        <w:t xml:space="preserve">Cloud &amp; </w:t>
+        <w:t>Cloud &amp; DevOps:</w:t>
+      </w:r>
+      <w:r>
+        <w:rPr>
+          <w:rFonts w:ascii="Times New Roman" w:eastAsia="Times New Roman" w:hAnsi="Times New Roman" w:cs="Times New Roman"/>
+          <w:sz w:val="22"/>
+          <w:szCs w:val="24"/>
+          <w:lang w:eastAsia="en-US"/>
+        </w:rPr>
+        <w:t xml:space="preserve"> AWS (EC2, S3, RDS, ECS/EKS basics, IAM basics), Docker, Terraform basics, GitHub Actions, </w:t>
       </w:r>
       <w:proofErr w:type="spellStart"/>
       <w:r>
         <w:rPr>
           <w:rFonts w:ascii="Times New Roman" w:eastAsia="Times New Roman" w:hAnsi="Times New Roman" w:cs="Times New Roman"/>
-          <w:b/>
-          <w:bCs/>
-          <w:sz w:val="22"/>
-          <w:szCs w:val="24"/>
-          <w:lang w:eastAsia="en-US"/>
-        </w:rPr>
-        <w:t>DevOps</w:t>
+          <w:sz w:val="22"/>
+          <w:szCs w:val="24"/>
+          <w:lang w:eastAsia="en-US"/>
+        </w:rPr>
+        <w:t>GitLab</w:t>
       </w:r>
       <w:proofErr w:type="spellEnd"/>
       <w:r>
         <w:rPr>
           <w:rFonts w:ascii="Times New Roman" w:eastAsia="Times New Roman" w:hAnsi="Times New Roman" w:cs="Times New Roman"/>
-          <w:b/>
-          <w:bCs/>
-          <w:sz w:val="22"/>
-          <w:szCs w:val="24"/>
-          <w:lang w:eastAsia="en-US"/>
-        </w:rPr>
-        <w:t>:</w:t>
-      </w:r>
-      <w:r>
-        <w:rPr>
-          <w:rFonts w:ascii="Times New Roman" w:eastAsia="Times New Roman" w:hAnsi="Times New Roman" w:cs="Times New Roman"/>
-          <w:sz w:val="22"/>
-          <w:szCs w:val="24"/>
-          <w:lang w:eastAsia="en-US"/>
-        </w:rPr>
-        <w:t xml:space="preserve"> AWS (EC2, S3, RDS, ECS/EKS basics, IAM basics), </w:t>
-      </w:r>
-      <w:proofErr w:type="spellStart"/>
-      <w:r>
-        <w:rPr>
-          <w:rFonts w:ascii="Times New Roman" w:eastAsia="Times New Roman" w:hAnsi="Times New Roman" w:cs="Times New Roman"/>
-          <w:sz w:val="22"/>
-          <w:szCs w:val="24"/>
-          <w:lang w:eastAsia="en-US"/>
-        </w:rPr>
-        <w:t>Docker</w:t>
-      </w:r>
-      <w:proofErr w:type="spellEnd"/>
-      <w:r>
-        <w:rPr>
-          <w:rFonts w:ascii="Times New Roman" w:eastAsia="Times New Roman" w:hAnsi="Times New Roman" w:cs="Times New Roman"/>
-          <w:sz w:val="22"/>
-          <w:szCs w:val="24"/>
-          <w:lang w:eastAsia="en-US"/>
-        </w:rPr>
-        <w:t xml:space="preserve">, </w:t>
-      </w:r>
-      <w:proofErr w:type="spellStart"/>
-      <w:r>
-        <w:rPr>
-          <w:rFonts w:ascii="Times New Roman" w:eastAsia="Times New Roman" w:hAnsi="Times New Roman" w:cs="Times New Roman"/>
-          <w:sz w:val="22"/>
-          <w:szCs w:val="24"/>
-          <w:lang w:eastAsia="en-US"/>
-        </w:rPr>
-        <w:t>Terraform</w:t>
-      </w:r>
-      <w:proofErr w:type="spellEnd"/>
-      <w:r>
-        <w:rPr>
-          <w:rFonts w:ascii="Times New Roman" w:eastAsia="Times New Roman" w:hAnsi="Times New Roman" w:cs="Times New Roman"/>
-          <w:sz w:val="22"/>
-          <w:szCs w:val="24"/>
-          <w:lang w:eastAsia="en-US"/>
-        </w:rPr>
-        <w:t xml:space="preserve"> basics, </w:t>
-      </w:r>
-      <w:proofErr w:type="spellStart"/>
-      <w:r>
-        <w:rPr>
-          <w:rFonts w:ascii="Times New Roman" w:eastAsia="Times New Roman" w:hAnsi="Times New Roman" w:cs="Times New Roman"/>
-          <w:sz w:val="22"/>
-          <w:szCs w:val="24"/>
-          <w:lang w:eastAsia="en-US"/>
-        </w:rPr>
-        <w:t>GitHub</w:t>
-      </w:r>
-      <w:proofErr w:type="spellEnd"/>
-      <w:r>
-        <w:rPr>
-          <w:rFonts w:ascii="Times New Roman" w:eastAsia="Times New Roman" w:hAnsi="Times New Roman" w:cs="Times New Roman"/>
-          <w:sz w:val="22"/>
-          <w:szCs w:val="24"/>
-          <w:lang w:eastAsia="en-US"/>
-        </w:rPr>
-        <w:t xml:space="preserve"> Actions, </w:t>
-      </w:r>
-      <w:proofErr w:type="spellStart"/>
-      <w:r>
-        <w:rPr>
-          <w:rFonts w:ascii="Times New Roman" w:eastAsia="Times New Roman" w:hAnsi="Times New Roman" w:cs="Times New Roman"/>
-          <w:sz w:val="22"/>
-          <w:szCs w:val="24"/>
-          <w:lang w:eastAsia="en-US"/>
-        </w:rPr>
-        <w:t>GitLab</w:t>
-      </w:r>
-      <w:proofErr w:type="spellEnd"/>
-      <w:r>
-        <w:rPr>
-          <w:rFonts w:ascii="Times New Roman" w:eastAsia="Times New Roman" w:hAnsi="Times New Roman" w:cs="Times New Roman"/>
-          <w:sz w:val="22"/>
-          <w:szCs w:val="24"/>
-          <w:lang w:eastAsia="en-US"/>
-        </w:rPr>
-        <w:t xml:space="preserve"> CI, CI/CD pipelines, </w:t>
-      </w:r>
-      <w:proofErr w:type="spellStart"/>
-      <w:r>
-        <w:rPr>
-          <w:rFonts w:ascii="Times New Roman" w:eastAsia="Times New Roman" w:hAnsi="Times New Roman" w:cs="Times New Roman"/>
-          <w:sz w:val="22"/>
-          <w:szCs w:val="24"/>
-          <w:lang w:eastAsia="en-US"/>
-        </w:rPr>
-        <w:t>Nginx</w:t>
-      </w:r>
-      <w:proofErr w:type="spellEnd"/>
-      <w:r>
-        <w:rPr>
-          <w:rFonts w:ascii="Times New Roman" w:eastAsia="Times New Roman" w:hAnsi="Times New Roman" w:cs="Times New Roman"/>
-          <w:sz w:val="22"/>
-          <w:szCs w:val="24"/>
-          <w:lang w:eastAsia="en-US"/>
-        </w:rPr>
-        <w:t>, Linux, containerized deployments, environment configuration, build pipelines</w:t>
+          <w:sz w:val="22"/>
+          <w:szCs w:val="24"/>
+          <w:lang w:eastAsia="en-US"/>
+        </w:rPr>
+        <w:t xml:space="preserve"> CI, CI/CD pipelines, Nginx, Linux, containerized deployments, environment configuration, build pipelines</w:t>
       </w:r>
     </w:p>
     <w:p>
@@ -1230,7 +1057,6 @@
           <w:lang w:eastAsia="en-US"/>
         </w:rPr>
       </w:pPr>
-      <w:proofErr w:type="spellStart"/>
       <w:r>
         <w:rPr>
           <w:rFonts w:ascii="Times New Roman" w:eastAsia="Times New Roman" w:hAnsi="Times New Roman" w:cs="Times New Roman"/>
@@ -1240,19 +1066,7 @@
           <w:szCs w:val="24"/>
           <w:lang w:eastAsia="en-US"/>
         </w:rPr>
-        <w:t>Observability</w:t>
-      </w:r>
-      <w:proofErr w:type="spellEnd"/>
-      <w:r>
-        <w:rPr>
-          <w:rFonts w:ascii="Times New Roman" w:eastAsia="Times New Roman" w:hAnsi="Times New Roman" w:cs="Times New Roman"/>
-          <w:b/>
-          <w:bCs/>
-          <w:sz w:val="22"/>
-          <w:szCs w:val="24"/>
-          <w:lang w:eastAsia="en-US"/>
-        </w:rPr>
-        <w:t xml:space="preserve"> / Quality / Security:</w:t>
+        <w:t>Observability / Quality / Security:</w:t>
       </w:r>
       <w:r>
         <w:rPr>
@@ -1971,7 +1785,6 @@
         </w:rPr>
         <w:t xml:space="preserve"> controls, strengthening </w:t>
       </w:r>
-      <w:proofErr w:type="spellStart"/>
       <w:r>
         <w:rPr>
           <w:rFonts w:ascii="Times New Roman" w:eastAsia="Times New Roman" w:hAnsi="Times New Roman" w:cs="Times New Roman"/>
@@ -1983,7 +1796,6 @@
         </w:rPr>
         <w:t>PostgreSQL</w:t>
       </w:r>
-      <w:proofErr w:type="spellEnd"/>
       <w:r>
         <w:rPr>
           <w:rFonts w:ascii="Times New Roman" w:eastAsia="Times New Roman" w:hAnsi="Times New Roman" w:cs="Times New Roman"/>
@@ -2193,7 +2005,6 @@
         </w:rPr>
         <w:t xml:space="preserve"> contract testing into </w:t>
       </w:r>
-      <w:proofErr w:type="spellStart"/>
       <w:r>
         <w:rPr>
           <w:rFonts w:ascii="Times New Roman" w:eastAsia="Times New Roman" w:hAnsi="Times New Roman" w:cs="Times New Roman"/>
@@ -2203,19 +2014,7 @@
           <w:szCs w:val="22"/>
           <w:lang w:eastAsia="en-US"/>
         </w:rPr>
-        <w:t>GitHub</w:t>
-      </w:r>
-      <w:proofErr w:type="spellEnd"/>
-      <w:r>
-        <w:rPr>
-          <w:rFonts w:ascii="Times New Roman" w:eastAsia="Times New Roman" w:hAnsi="Times New Roman" w:cs="Times New Roman"/>
-          <w:b/>
-          <w:bCs/>
-          <w:sz w:val="22"/>
-          <w:szCs w:val="22"/>
-          <w:lang w:eastAsia="en-US"/>
-        </w:rPr>
-        <w:t xml:space="preserve"> Actions</w:t>
+        <w:t>GitHub Actions</w:t>
       </w:r>
       <w:r>
         <w:rPr>
@@ -2250,27 +2049,7 @@
           <w:szCs w:val="22"/>
           <w:lang w:eastAsia="en-US"/>
         </w:rPr>
-        <w:t xml:space="preserve">Improved production </w:t>
-      </w:r>
-      <w:proofErr w:type="spellStart"/>
-      <w:r>
-        <w:rPr>
-          <w:rFonts w:ascii="Times New Roman" w:eastAsia="Times New Roman" w:hAnsi="Times New Roman" w:cs="Times New Roman"/>
-          <w:sz w:val="22"/>
-          <w:szCs w:val="22"/>
-          <w:lang w:eastAsia="en-US"/>
-        </w:rPr>
-        <w:t>observability</w:t>
-      </w:r>
-      <w:proofErr w:type="spellEnd"/>
-      <w:r>
-        <w:rPr>
-          <w:rFonts w:ascii="Times New Roman" w:eastAsia="Times New Roman" w:hAnsi="Times New Roman" w:cs="Times New Roman"/>
-          <w:sz w:val="22"/>
-          <w:szCs w:val="22"/>
-          <w:lang w:eastAsia="en-US"/>
-        </w:rPr>
-        <w:t xml:space="preserve"> through structured logging, </w:t>
+        <w:t xml:space="preserve">Improved production observability through structured logging, </w:t>
       </w:r>
       <w:r>
         <w:rPr>
@@ -2373,7 +2152,6 @@
         </w:rPr>
         <w:t xml:space="preserve">Containerized backend services with </w:t>
       </w:r>
-      <w:proofErr w:type="spellStart"/>
       <w:r>
         <w:rPr>
           <w:rFonts w:ascii="Times New Roman" w:eastAsia="Times New Roman" w:hAnsi="Times New Roman" w:cs="Times New Roman"/>
@@ -2385,7 +2163,6 @@
         </w:rPr>
         <w:t>Docker</w:t>
       </w:r>
-      <w:proofErr w:type="spellEnd"/>
       <w:r>
         <w:rPr>
           <w:rFonts w:ascii="Times New Roman" w:eastAsia="Times New Roman" w:hAnsi="Times New Roman" w:cs="Times New Roman"/>
@@ -2581,18 +2358,7 @@
           <w:szCs w:val="24"/>
           <w:lang w:eastAsia="en-US"/>
         </w:rPr>
-        <w:t>Built customer-facing workflows with</w:t>
-      </w:r>
-      <w:bookmarkStart w:id="0" w:name="_GoBack"/>
-      <w:bookmarkEnd w:id="0"/>
-      <w:r>
-        <w:rPr>
-          <w:rFonts w:ascii="Times New Roman" w:eastAsia="Times New Roman" w:hAnsi="Times New Roman" w:cs="Times New Roman"/>
-          <w:sz w:val="22"/>
-          <w:szCs w:val="24"/>
-          <w:lang w:eastAsia="en-US"/>
-        </w:rPr>
-        <w:t xml:space="preserve"> </w:t>
+        <w:t xml:space="preserve">Built customer-facing workflows with </w:t>
       </w:r>
       <w:r>
         <w:rPr>
@@ -3096,7 +2862,6 @@
         </w:rPr>
         <w:t xml:space="preserve"> errors by tuning </w:t>
       </w:r>
-      <w:proofErr w:type="spellStart"/>
       <w:r>
         <w:rPr>
           <w:rFonts w:ascii="Times New Roman" w:eastAsia="Times New Roman" w:hAnsi="Times New Roman" w:cs="Times New Roman"/>
@@ -3108,7 +2873,6 @@
         </w:rPr>
         <w:t>Nginx</w:t>
       </w:r>
-      <w:proofErr w:type="spellEnd"/>
       <w:r>
         <w:rPr>
           <w:rFonts w:ascii="Times New Roman" w:eastAsia="Times New Roman" w:hAnsi="Times New Roman" w:cs="Times New Roman"/>
@@ -3533,7 +3297,6 @@
         </w:rPr>
         <w:t xml:space="preserve"> by investigating slow pages, adding targeted </w:t>
       </w:r>
-      <w:proofErr w:type="spellStart"/>
       <w:r>
         <w:rPr>
           <w:rStyle w:val="Strong"/>
@@ -3542,7 +3305,6 @@
         </w:rPr>
         <w:t>PostgreSQL</w:t>
       </w:r>
-      <w:proofErr w:type="spellEnd"/>
       <w:r>
         <w:rPr>
           <w:rFonts w:ascii="Times New Roman" w:hAnsi="Times New Roman" w:cs="Times New Roman"/>
@@ -4737,7 +4499,6 @@
           <w:lang w:eastAsia="en-US"/>
         </w:rPr>
       </w:pPr>
-      <w:proofErr w:type="spellStart"/>
       <w:r>
         <w:rPr>
           <w:rFonts w:ascii="Times New Roman" w:eastAsia="Times New Roman" w:hAnsi="Times New Roman" w:cs="Times New Roman"/>
@@ -4747,19 +4508,7 @@
           <w:szCs w:val="24"/>
           <w:lang w:eastAsia="en-US"/>
         </w:rPr>
-        <w:t>PostgreSQL</w:t>
-      </w:r>
-      <w:proofErr w:type="spellEnd"/>
-      <w:r>
-        <w:rPr>
-          <w:rFonts w:ascii="Times New Roman" w:eastAsia="Times New Roman" w:hAnsi="Times New Roman" w:cs="Times New Roman"/>
-          <w:b/>
-          <w:bCs/>
-          <w:sz w:val="22"/>
-          <w:szCs w:val="24"/>
-          <w:lang w:eastAsia="en-US"/>
-        </w:rPr>
-        <w:t xml:space="preserve"> for Developers — 2022</w:t>
+        <w:t>PostgreSQL for Developers — 2022</w:t>
       </w:r>
     </w:p>
     <w:p>
@@ -8940,7 +8689,6 @@
       <w:jc w:val="both"/>
     </w:pPr>
     <w:tblPr>
-      <w:tblInd w:w="0" w:type="dxa"/>
       <w:tblBorders>
         <w:top w:val="single" w:sz="4" w:space="0" w:color="auto"/>
         <w:left w:val="single" w:sz="4" w:space="0" w:color="auto"/>
@@ -8949,12 +8697,6 @@
         <w:insideH w:val="single" w:sz="4" w:space="0" w:color="auto"/>
         <w:insideV w:val="single" w:sz="4" w:space="0" w:color="auto"/>
       </w:tblBorders>
-      <w:tblCellMar>
-        <w:top w:w="0" w:type="dxa"/>
-        <w:left w:w="108" w:type="dxa"/>
-        <w:bottom w:w="0" w:type="dxa"/>
-        <w:right w:w="108" w:type="dxa"/>
-      </w:tblCellMar>
     </w:tblPr>
   </w:style>
   <w:style w:type="character" w:customStyle="1" w:styleId="NormalWebChar">
@@ -9266,7 +9008,6 @@
       <w:jc w:val="both"/>
     </w:pPr>
     <w:tblPr>
-      <w:tblInd w:w="0" w:type="dxa"/>
       <w:tblBorders>
         <w:top w:val="single" w:sz="4" w:space="0" w:color="auto"/>
         <w:left w:val="single" w:sz="4" w:space="0" w:color="auto"/>
@@ -9275,12 +9016,6 @@
         <w:insideH w:val="single" w:sz="4" w:space="0" w:color="auto"/>
         <w:insideV w:val="single" w:sz="4" w:space="0" w:color="auto"/>
       </w:tblBorders>
-      <w:tblCellMar>
-        <w:top w:w="0" w:type="dxa"/>
-        <w:left w:w="108" w:type="dxa"/>
-        <w:bottom w:w="0" w:type="dxa"/>
-        <w:right w:w="108" w:type="dxa"/>
-      </w:tblCellMar>
     </w:tblPr>
   </w:style>
   <w:style w:type="character" w:customStyle="1" w:styleId="NormalWebChar">

--- a/Gabriel/Node Vue/GABRIEL POPA.docx
+++ b/Gabriel/Node Vue/GABRIEL POPA.docx
@@ -142,8 +142,6 @@
         </w:rPr>
         <w:t>, Romania | +40 764309991 | gabrielpdev@outlook.com | https://www.linkedin.com/in/gabriel-popa-12890b414/</w:t>
       </w:r>
-      <w:bookmarkStart w:id="0" w:name="_GoBack"/>
-      <w:bookmarkEnd w:id="0"/>
     </w:p>
     <w:p>
       <w:pPr>
@@ -1275,8 +1273,10 @@
           <w:sz w:val="22"/>
           <w:szCs w:val="28"/>
         </w:rPr>
-        <w:t xml:space="preserve">2024 – </w:t>
-      </w:r>
+        <w:t xml:space="preserve"> </w:t>
+      </w:r>
+      <w:bookmarkStart w:id="0" w:name="_GoBack"/>
+      <w:bookmarkEnd w:id="0"/>
       <w:r>
         <w:rPr>
           <w:rFonts w:asciiTheme="majorBidi" w:hAnsiTheme="majorBidi" w:cstheme="majorBidi"/>
@@ -1284,7 +1284,25 @@
           <w:sz w:val="22"/>
           <w:szCs w:val="28"/>
         </w:rPr>
-        <w:t>Dec 2025)</w:t>
+        <w:t xml:space="preserve">2024 – </w:t>
+      </w:r>
+      <w:r>
+        <w:rPr>
+          <w:rFonts w:asciiTheme="majorBidi" w:hAnsiTheme="majorBidi" w:cstheme="majorBidi"/>
+          <w:i/>
+          <w:sz w:val="22"/>
+          <w:szCs w:val="28"/>
+        </w:rPr>
+        <w:t>May 2026</w:t>
+      </w:r>
+      <w:r>
+        <w:rPr>
+          <w:rFonts w:asciiTheme="majorBidi" w:hAnsiTheme="majorBidi" w:cstheme="majorBidi"/>
+          <w:i/>
+          <w:sz w:val="22"/>
+          <w:szCs w:val="28"/>
+        </w:rPr>
+        <w:t>)</w:t>
       </w:r>
     </w:p>
     <w:p>
@@ -3124,7 +3142,7 @@
           <w:sz w:val="22"/>
           <w:szCs w:val="28"/>
         </w:rPr>
-        <w:t>Sept</w:t>
+        <w:t>Sep</w:t>
       </w:r>
       <w:r>
         <w:rPr>
